--- a/docs/用户使用手册.docx
+++ b/docs/用户使用手册.docx
@@ -221,16 +221,17 @@
         <w:spacing w:after="100" w:afterAutospacing="1"/>
         <w:jc w:val="center"/>
         <w:rPr>
-          <w:rFonts w:ascii="Helvetica" w:eastAsia="宋体" w:hAnsi="Helvetica" w:cs="Helvetica" w:hint="eastAsia"/>
-          <w:color w:val="000000" w:themeColor="text1"/>
-          <w:kern w:val="0"/>
-          <w:sz w:val="24"/>
-          <w:szCs w:val="24"/>
-        </w:rPr>
-      </w:pPr>
-      <w:r>
-        <w:rPr>
-          <w:rFonts w:ascii="Helvetica" w:eastAsia="宋体" w:hAnsi="Helvetica" w:cs="Helvetica"/>
+          <w:rFonts w:ascii="Helvetica" w:eastAsia="宋体" w:hAnsi="Helvetica" w:cs="Helvetica"/>
+          <w:color w:val="000000" w:themeColor="text1"/>
+          <w:kern w:val="0"/>
+          <w:sz w:val="24"/>
+          <w:szCs w:val="24"/>
+        </w:rPr>
+      </w:pPr>
+      <w:r>
+        <w:rPr>
+          <w:rFonts w:ascii="Helvetica" w:eastAsia="宋体" w:hAnsi="Helvetica" w:cs="Helvetica"/>
+          <w:noProof/>
           <w:color w:val="000000" w:themeColor="text1"/>
           <w:kern w:val="0"/>
           <w:sz w:val="24"/>
@@ -601,16 +602,17 @@
         <w:ind w:left="360"/>
         <w:jc w:val="center"/>
         <w:rPr>
-          <w:rFonts w:ascii="Helvetica" w:eastAsia="宋体" w:hAnsi="Helvetica" w:cs="Helvetica" w:hint="eastAsia"/>
-          <w:color w:val="000000" w:themeColor="text1"/>
-          <w:kern w:val="0"/>
-          <w:sz w:val="24"/>
-          <w:szCs w:val="24"/>
-        </w:rPr>
-      </w:pPr>
-      <w:r>
-        <w:rPr>
-          <w:rFonts w:ascii="Helvetica" w:eastAsia="宋体" w:hAnsi="Helvetica" w:cs="Helvetica"/>
+          <w:rFonts w:ascii="Helvetica" w:eastAsia="宋体" w:hAnsi="Helvetica" w:cs="Helvetica"/>
+          <w:color w:val="000000" w:themeColor="text1"/>
+          <w:kern w:val="0"/>
+          <w:sz w:val="24"/>
+          <w:szCs w:val="24"/>
+        </w:rPr>
+      </w:pPr>
+      <w:r>
+        <w:rPr>
+          <w:rFonts w:ascii="Helvetica" w:eastAsia="宋体" w:hAnsi="Helvetica" w:cs="Helvetica"/>
+          <w:noProof/>
           <w:color w:val="000000" w:themeColor="text1"/>
           <w:kern w:val="0"/>
           <w:sz w:val="24"/>
@@ -797,16 +799,17 @@
         <w:ind w:left="720"/>
         <w:jc w:val="center"/>
         <w:rPr>
-          <w:rFonts w:ascii="Helvetica" w:eastAsia="宋体" w:hAnsi="Helvetica" w:cs="Helvetica" w:hint="eastAsia"/>
-          <w:color w:val="000000" w:themeColor="text1"/>
-          <w:kern w:val="0"/>
-          <w:sz w:val="24"/>
-          <w:szCs w:val="24"/>
-        </w:rPr>
-      </w:pPr>
-      <w:r>
-        <w:rPr>
-          <w:rFonts w:ascii="Helvetica" w:eastAsia="宋体" w:hAnsi="Helvetica" w:cs="Helvetica"/>
+          <w:rFonts w:ascii="Helvetica" w:eastAsia="宋体" w:hAnsi="Helvetica" w:cs="Helvetica"/>
+          <w:color w:val="000000" w:themeColor="text1"/>
+          <w:kern w:val="0"/>
+          <w:sz w:val="24"/>
+          <w:szCs w:val="24"/>
+        </w:rPr>
+      </w:pPr>
+      <w:r>
+        <w:rPr>
+          <w:rFonts w:ascii="Helvetica" w:eastAsia="宋体" w:hAnsi="Helvetica" w:cs="Helvetica"/>
+          <w:noProof/>
           <w:color w:val="000000" w:themeColor="text1"/>
           <w:kern w:val="0"/>
           <w:sz w:val="24"/>
@@ -895,6 +898,7 @@
       <w:r>
         <w:rPr>
           <w:rFonts w:ascii="Helvetica" w:eastAsia="宋体" w:hAnsi="Helvetica" w:cs="Helvetica"/>
+          <w:noProof/>
           <w:color w:val="000000" w:themeColor="text1"/>
           <w:kern w:val="0"/>
           <w:sz w:val="24"/>
@@ -1078,11 +1082,11 @@
       <w:pPr>
         <w:pStyle w:val="3"/>
         <w:jc w:val="center"/>
-        <w:rPr>
-          <w:rFonts w:hint="eastAsia"/>
-        </w:rPr>
-      </w:pPr>
-      <w:r>
+      </w:pPr>
+      <w:r>
+        <w:rPr>
+          <w:noProof/>
+        </w:rPr>
         <w:lastRenderedPageBreak/>
         <w:drawing>
           <wp:inline distT="0" distB="0" distL="0" distR="0" wp14:anchorId="02ED0FE8" wp14:editId="06127F81">
@@ -1656,16 +1660,17 @@
         <w:spacing w:after="100" w:afterAutospacing="1"/>
         <w:jc w:val="center"/>
         <w:rPr>
-          <w:rFonts w:ascii="Helvetica" w:eastAsia="宋体" w:hAnsi="Helvetica" w:cs="Helvetica" w:hint="eastAsia"/>
-          <w:color w:val="000000" w:themeColor="text1"/>
-          <w:kern w:val="0"/>
-          <w:sz w:val="24"/>
-          <w:szCs w:val="24"/>
-        </w:rPr>
-      </w:pPr>
-      <w:r>
-        <w:rPr>
-          <w:rFonts w:ascii="Helvetica" w:eastAsia="宋体" w:hAnsi="Helvetica" w:cs="Helvetica"/>
+          <w:rFonts w:ascii="Helvetica" w:eastAsia="宋体" w:hAnsi="Helvetica" w:cs="Helvetica"/>
+          <w:color w:val="000000" w:themeColor="text1"/>
+          <w:kern w:val="0"/>
+          <w:sz w:val="24"/>
+          <w:szCs w:val="24"/>
+        </w:rPr>
+      </w:pPr>
+      <w:r>
+        <w:rPr>
+          <w:rFonts w:ascii="Helvetica" w:eastAsia="宋体" w:hAnsi="Helvetica" w:cs="Helvetica"/>
+          <w:noProof/>
           <w:color w:val="000000" w:themeColor="text1"/>
           <w:kern w:val="0"/>
           <w:sz w:val="24"/>
@@ -2047,7 +2052,7 @@
         <w:spacing w:after="100" w:afterAutospacing="1"/>
         <w:jc w:val="center"/>
         <w:rPr>
-          <w:rFonts w:ascii="Helvetica" w:eastAsia="宋体" w:hAnsi="Helvetica" w:cs="Helvetica" w:hint="eastAsia"/>
+          <w:rFonts w:ascii="Helvetica" w:eastAsia="宋体" w:hAnsi="Helvetica" w:cs="Helvetica"/>
           <w:color w:val="000000" w:themeColor="text1"/>
           <w:kern w:val="0"/>
           <w:sz w:val="24"/>
@@ -2499,7 +2504,7 @@
         <w:jc w:val="center"/>
         <w:outlineLvl w:val="2"/>
         <w:rPr>
-          <w:rFonts w:ascii="Corbel" w:eastAsia="宋体" w:hAnsi="Corbel" w:cs="宋体" w:hint="eastAsia"/>
+          <w:rFonts w:ascii="Corbel" w:eastAsia="宋体" w:hAnsi="Corbel" w:cs="宋体"/>
           <w:b/>
           <w:bCs/>
           <w:color w:val="000000" w:themeColor="text1"/>
@@ -2749,7 +2754,7 @@
         <w:spacing w:before="100" w:beforeAutospacing="1" w:after="100" w:afterAutospacing="1"/>
         <w:jc w:val="center"/>
         <w:rPr>
-          <w:rFonts w:ascii="Helvetica" w:eastAsia="宋体" w:hAnsi="Helvetica" w:cs="Helvetica" w:hint="eastAsia"/>
+          <w:rFonts w:ascii="Helvetica" w:eastAsia="宋体" w:hAnsi="Helvetica" w:cs="Helvetica"/>
           <w:color w:val="000000" w:themeColor="text1"/>
           <w:kern w:val="0"/>
           <w:sz w:val="24"/>
@@ -3033,7 +3038,7 @@
         <w:jc w:val="center"/>
         <w:outlineLvl w:val="2"/>
         <w:rPr>
-          <w:rFonts w:ascii="Corbel" w:eastAsia="宋体" w:hAnsi="Corbel" w:cs="宋体" w:hint="eastAsia"/>
+          <w:rFonts w:ascii="Corbel" w:eastAsia="宋体" w:hAnsi="Corbel" w:cs="宋体"/>
           <w:b/>
           <w:bCs/>
           <w:color w:val="000000" w:themeColor="text1"/>
@@ -3540,9 +3545,6 @@
     <w:p>
       <w:pPr>
         <w:pStyle w:val="3"/>
-        <w:rPr>
-          <w:rFonts w:hint="eastAsia"/>
-        </w:rPr>
       </w:pPr>
       <w:r>
         <w:t>3.6 查看和领取公益券</w:t>
@@ -3666,7 +3668,7 @@
         <w:spacing w:before="100" w:beforeAutospacing="1" w:after="100" w:afterAutospacing="1"/>
         <w:jc w:val="center"/>
         <w:rPr>
-          <w:rFonts w:ascii="Helvetica" w:eastAsia="宋体" w:hAnsi="Helvetica" w:cs="Helvetica" w:hint="eastAsia"/>
+          <w:rFonts w:ascii="Helvetica" w:eastAsia="宋体" w:hAnsi="Helvetica" w:cs="Helvetica"/>
           <w:color w:val="000000" w:themeColor="text1"/>
           <w:kern w:val="0"/>
           <w:sz w:val="24"/>
@@ -4132,7 +4134,7 @@
         <w:jc w:val="center"/>
         <w:outlineLvl w:val="2"/>
         <w:rPr>
-          <w:rFonts w:ascii="Corbel" w:eastAsia="宋体" w:hAnsi="Corbel" w:cs="宋体" w:hint="eastAsia"/>
+          <w:rFonts w:ascii="Corbel" w:eastAsia="宋体" w:hAnsi="Corbel" w:cs="宋体"/>
           <w:b/>
           <w:bCs/>
           <w:color w:val="000000" w:themeColor="text1"/>
@@ -4428,9 +4430,6 @@
       <w:pPr>
         <w:pStyle w:val="3"/>
         <w:jc w:val="center"/>
-        <w:rPr>
-          <w:rFonts w:hint="eastAsia"/>
-        </w:rPr>
       </w:pPr>
       <w:r>
         <w:rPr>
@@ -4473,8 +4472,6 @@
           </wp:inline>
         </w:drawing>
       </w:r>
-      <w:bookmarkStart w:id="0" w:name="_GoBack"/>
-      <w:bookmarkEnd w:id="0"/>
     </w:p>
     <w:p>
       <w:pPr>
@@ -4911,46 +4908,12 @@
     </w:p>
     <w:p>
       <w:pPr>
-        <w:widowControl/>
-        <w:spacing w:before="100" w:beforeAutospacing="1" w:after="100" w:afterAutospacing="1"/>
-        <w:jc w:val="left"/>
-        <w:outlineLvl w:val="1"/>
-        <w:rPr>
-          <w:rFonts w:ascii="Corbel" w:eastAsia="宋体" w:hAnsi="Corbel" w:cs="宋体"/>
-          <w:b/>
-          <w:bCs/>
-          <w:color w:val="000000" w:themeColor="text1"/>
-          <w:spacing w:val="-15"/>
-          <w:kern w:val="0"/>
-          <w:sz w:val="24"/>
-          <w:szCs w:val="24"/>
-        </w:rPr>
-      </w:pPr>
-      <w:r>
-        <w:rPr>
-          <w:rFonts w:ascii="Corbel" w:eastAsia="宋体" w:hAnsi="Corbel" w:cs="宋体"/>
-          <w:b/>
-          <w:bCs/>
-          <w:color w:val="000000" w:themeColor="text1"/>
-          <w:spacing w:val="-15"/>
-          <w:kern w:val="0"/>
-          <w:sz w:val="24"/>
-          <w:szCs w:val="24"/>
-        </w:rPr>
-        <w:t xml:space="preserve">5. </w:t>
-      </w:r>
-      <w:r>
-        <w:rPr>
-          <w:rFonts w:ascii="Corbel" w:eastAsia="宋体" w:hAnsi="Corbel" w:cs="宋体"/>
-          <w:b/>
-          <w:bCs/>
-          <w:color w:val="000000" w:themeColor="text1"/>
-          <w:spacing w:val="-15"/>
-          <w:kern w:val="0"/>
-          <w:sz w:val="24"/>
-          <w:szCs w:val="24"/>
-        </w:rPr>
-        <w:t>推荐使用顺序</w:t>
+        <w:pStyle w:val="2"/>
+      </w:pPr>
+      <w:bookmarkStart w:id="0" w:name="_GoBack"/>
+      <w:bookmarkEnd w:id="0"/>
+      <w:r>
+        <w:t>5. 推荐使用顺序</w:t>
       </w:r>
     </w:p>
     <w:p>
